--- a/sports/CredX-Sports-Landing-Page-Copy.docx
+++ b/sports/CredX-Sports-Landing-Page-Copy.docx
@@ -15,7 +15,7 @@
         <w:rPr>
           <w:i/>
         </w:rPr>
-        <w:t>For Pro Teams, Stadiums &amp; Leagues · DRAFT for client review (2026-06-16)</w:t>
+        <w:t>For Pro Teams, Stadiums &amp; Leagues · DRAFT — client-review edits folded in (2026-07-13)</w:t>
       </w:r>
     </w:p>
     <w:p>
@@ -39,7 +39,7 @@
         <w:ind w:left="280"/>
       </w:pPr>
       <w:r>
-        <w:t>CredX for Teams &amp; Venues — Own the Loyalty Your Fans Give You</w:t>
+        <w:t>CredX for Teams &amp; Venues — Keep the Loyalty Your Fans Give You</w:t>
       </w:r>
     </w:p>
     <w:p>
@@ -55,7 +55,7 @@
         <w:ind w:left="280"/>
       </w:pPr>
       <w:r>
-        <w:t>Your fans are the most loyal customers on earth. Keep the data, the loyalty, and the value their spending creates — in your team's brand, not a competing credit facility's. CredX is the embedded value platform for teams, stadiums, and leagues.</w:t>
+        <w:t>Your fans are the most loyal customers on earth. Keep the data, the loyalty, and the value their spending creates — in your team's brand, not a legacy credit network's. CredX is the embedded value platform for teams, stadiums, and leagues.</w:t>
       </w:r>
     </w:p>
     <w:p>
@@ -95,7 +95,7 @@
         <w:ind w:left="280"/>
       </w:pPr>
       <w:r>
-        <w:t>Own the Loyalty Your Fans Already Give You</w:t>
+        <w:t>Keep the Loyalty Your Fans Already Give You</w:t>
       </w:r>
     </w:p>
     <w:p>
@@ -143,7 +143,7 @@
         <w:ind w:left="280"/>
       </w:pPr>
       <w:r>
-        <w:t>See How It Works</w:t>
+        <w:t>See how it works</w:t>
       </w:r>
     </w:p>
     <w:p>
@@ -167,7 +167,7 @@
         <w:ind w:left="280"/>
       </w:pPr>
       <w:r>
-        <w:t>The team that owns the data owns the fan.</w:t>
+        <w:t>The team that understands the data understands the fan.</w:t>
       </w:r>
     </w:p>
     <w:p>
@@ -183,7 +183,7 @@
         <w:ind w:left="280"/>
       </w:pPr>
       <w:r>
-        <w:t>Right now your payment processor runs the transaction, and the credit facility network keeps everything that comes after: who your fan is, what they spend, and when they will come back. CredX puts that back in your hands. Your credit facility, your brand, your fans.</w:t>
+        <w:t>Right now your payment processor runs the transaction, and the legacy credit network keeps everything that comes after: who your fan is, what they spend, and when they will come back. CredX puts that back in your hands. Your credit facility, your brand, your fans.</w:t>
       </w:r>
     </w:p>
     <w:p/>
@@ -208,7 +208,7 @@
         <w:rPr>
           <w:i/>
         </w:rPr>
-        <w:t>“Your fans were already loyal. A competing credit facility was the only one profiting from it.”</w:t>
+        <w:t>“Your fans were already loyal. A legacy credit network was the only one profiting from it.”</w:t>
       </w:r>
     </w:p>
     <w:p>
@@ -216,7 +216,7 @@
         <w:rPr>
           <w:i w:val="0"/>
         </w:rPr>
-        <w:t>You built the franchise. Your fans show up, in the cold, season after season. But every ticket and every concession sent a piece of your margin to a system that does not know your fan’s name. CredX gives that back — not just as savings, but as a tool: lower costs across every transaction, built-in revolving credit with no lending risk on your books, and a data network that tells you who your fans really are. A growing community of teams and venues, done handing their loyalty to a credit facility network. This is your network. Finally.</w:t>
+        <w:t>You built the franchise. Your fans show up, in the cold, season after season. But every ticket and every concession sent a piece of your margin to a system that does not know your fan’s name. CredX gives that back — not just as savings, but as a tool: lower costs across every transaction, built-in revolving credit with no lending risk on your books, and a data network that tells you who your fans really are. A growing community of teams and venues, done handing their loyalty to a legacy credit network. This is your network. Finally.</w:t>
       </w:r>
     </w:p>
     <w:p>
@@ -240,7 +240,7 @@
         <w:rPr>
           <w:i w:val="0"/>
         </w:rPr>
-        <w:t>Every time they tap their card at the gate, someone they have never met profits from their loyalty, and the value piles up with a competing credit facility instead of going back to the team they love. CredX changes that. Fans benefit from the data they generate, access revolving credit, and keep more of what they earn with the teams and venues where they spend. This is a shift in who the game works for.</w:t>
+        <w:t>Every time they tap their card at the gate, someone they have never met profits from their loyalty, and the value piles up with a legacy credit network instead of going back to the team they love. CredX changes that. Fans benefit from the data they generate, access revolving credit at roughly half the rate of a standard card — 11% versus the national average of 22.97% — and keep more of what they earn with the teams and venues where they spend. This is a shift in who the game works for.</w:t>
       </w:r>
     </w:p>
     <w:p>
@@ -264,7 +264,7 @@
         <w:rPr>
           <w:i w:val="0"/>
         </w:rPr>
-        <w:t>Community lenders have always been closer to their members than the big networks, but the credit facility network always captured the transaction. CredX changes the rail: fund embedded credit directly at the point of sale, a diversified, closed-loop asset class, with delinquency controls built in so risk stays managed.</w:t>
+        <w:t>Community lenders have always been closer to their members than the big networks, but the legacy credit network always captured the transaction. CredX changes the rail: fund embedded credit directly at the point of sale, a diversified, closed-loop asset class, with delinquency controls built in so risk stays managed.</w:t>
       </w:r>
     </w:p>
     <w:p>
@@ -385,7 +385,7 @@
         <w:ind w:left="280"/>
       </w:pPr>
       <w:r>
-        <w:t>The relationship stays in your team's name, not a competing credit facility's. The fan who bought season tickets and three jerseys belongs to you.</w:t>
+        <w:t>The relationship stays in your team's name, not a legacy credit network's. The fan who bought season tickets and three jerseys belongs to you.</w:t>
       </w:r>
     </w:p>
     <w:p>
@@ -417,7 +417,7 @@
         <w:ind w:left="280"/>
       </w:pPr>
       <w:r>
-        <w:t>A closed-loop value-back program in your team's own currency, where $1 spent is $1 earned, that keeps your fans spending with the team, not with a competing credit facility's program.</w:t>
+        <w:t>A closed-loop value-back program in your team's own currency, where $1 spent is $1 earned, that keeps your fans spending with the team, not with a legacy credit network's program.</w:t>
       </w:r>
     </w:p>
     <w:p>
@@ -457,7 +457,7 @@
         <w:ind w:left="280"/>
       </w:pPr>
       <w:r>
-        <w:t>And Here's What It Pays You Back</w:t>
+        <w:t>And Here Is What It Pays You Back</w:t>
       </w:r>
     </w:p>
     <w:p>
@@ -489,7 +489,7 @@
         <w:ind w:left="280"/>
       </w:pPr>
       <w:r>
-        <w:t>$6,000 per $1M with CredX, against roughly $36,000 with competing credit facilities. On a $60,000 night at the gate, that is most of it staying with your team.</w:t>
+        <w:t>$6,000 per $1M with CredX, against roughly $36,000 with legacy credit networks. On a $60,000 night at the gate, that is most of it staying with your team.</w:t>
       </w:r>
     </w:p>
     <w:p>
@@ -505,7 +505,7 @@
         <w:ind w:left="280"/>
       </w:pPr>
       <w:r>
-        <w:t>A credit line of up to $5,000 in your team's own brand — your fans carry your team's currency — approved in about 20 seconds at the concession or the gate, at roughly half the rate of a standard card. You are paid in full and upfront, and the risk stays with CredX, never on your books.</w:t>
+        <w:t>Revolving credit of up to $5,000 in your team's own brand — your fans carry your team's currency — approved in about 20 seconds at the concession or the gate, at roughly half the rate of a standard card. You are paid in full and upfront, and the risk stays with CredX, never on your books.</w:t>
       </w:r>
     </w:p>
     <w:p>
@@ -578,7 +578,7 @@
         <w:ind w:left="280"/>
       </w:pPr>
       <w:r>
-        <w:t>the fan, the data, and the loyalty. Not a competing credit facility's.</w:t>
+        <w:t>the fan, the data, and the loyalty. Not a legacy credit network's.</w:t>
       </w:r>
     </w:p>
     <w:p>
@@ -714,7 +714,7 @@
         <w:ind w:left="280"/>
       </w:pPr>
       <w:r>
-        <w:t>Designed to recover up to 85% of standard interchange. Your number depends on card mix. Based on roughly $36K interchange per $1M with competing credit facilities, against $6K per $1M with CredX.</w:t>
+        <w:t>Designed to recover up to 85% of standard interchange. Your number depends on card mix. Based on roughly $36K interchange per $1M with legacy credit networks, against $6K per $1M with CredX.</w:t>
       </w:r>
     </w:p>
     <w:p>
@@ -730,7 +730,7 @@
         <w:ind w:left="280"/>
       </w:pPr>
       <w:r>
-        <w:t>Get My Savings Estimate</w:t>
+        <w:t>Get my savings estimate</w:t>
       </w:r>
     </w:p>
     <w:p>
@@ -818,7 +818,7 @@
         <w:ind w:left="280"/>
       </w:pPr>
       <w:r>
-        <w:t>A credit line of up to $5,000, issued in your team's own brand and approved in about 20 seconds at the gate, with value-back accruing in your team's own currency at $1 for every $1 spent. The relationship stays yours.</w:t>
+        <w:t>Revolving credit of up to $5,000, issued in your team's own brand and approved in about 20 seconds at the gate, with value-back accruing in your team's own currency at $1 for every $1 spent. The relationship stays yours.</w:t>
       </w:r>
     </w:p>
     <w:p>
@@ -1003,7 +1003,7 @@
         <w:ind w:left="280"/>
       </w:pPr>
       <w:r>
-        <w:t>Ready to own your fans?</w:t>
+        <w:t>Ready to keep your fans?</w:t>
       </w:r>
     </w:p>
     <w:p>
@@ -1157,7 +1157,7 @@
         <w:pStyle w:val="ListBullet"/>
       </w:pPr>
       <w:r>
-        <w:t>In one line: what would owning your fan data change for your organization?</w:t>
+        <w:t>In one line: what would keeping your fan data change for your organization?</w:t>
       </w:r>
     </w:p>
     <w:p>
@@ -1173,7 +1173,7 @@
         <w:ind w:left="280"/>
       </w:pPr>
       <w:r>
-        <w:t>See My Full Breakdown</w:t>
+        <w:t>See my full breakdown</w:t>
       </w:r>
     </w:p>
     <w:p>
@@ -1237,7 +1237,7 @@
         <w:rPr>
           <w:b/>
         </w:rPr>
-        <w:t>What about a multi-venue or league-wide rollout?</w:t>
+        <w:t>Can CredX support a multi-venue or league-wide rollout?</w:t>
       </w:r>
     </w:p>
     <w:p>
@@ -1245,7 +1245,7 @@
         <w:ind w:left="280"/>
       </w:pPr>
       <w:r>
-        <w:t>One master account, individual venue or team branding, and consolidated reporting. Each venue sees its own interchange recovery and value-back numbers. Across a league, every team runs its own branded credit and value-back layer on shared infrastructure, with a distinct currency per team.</w:t>
+        <w:t>Yes. One master account, individual venue or team branding, and consolidated reporting. Each venue sees its own interchange recovery and value-back numbers. Across a league, every team runs its own branded credit and value-back layer on shared infrastructure, with a distinct currency per team.</w:t>
       </w:r>
     </w:p>
     <w:p>
@@ -1261,7 +1261,7 @@
         <w:ind w:left="280"/>
       </w:pPr>
       <w:r>
-        <w:t>Yes. Once a fan holds a credit line in your team's brand, it works at any participating merchant, and your team's brand follows the fan beyond game day.</w:t>
+        <w:t>Yes. Once a fan holds revolving credit in your team's brand, it works at any participating merchant, and your team's brand follows the fan beyond game day.</w:t>
       </w:r>
     </w:p>
     <w:p>
@@ -1277,7 +1277,7 @@
         <w:ind w:left="280"/>
       </w:pPr>
       <w:r>
-        <w:t>Yes. Consent-driven, opt-in by default, de-identified for analytics, and handled under Canadian privacy law, including PIPEDA. Your team owns the fan relationship. A competing credit facility does not.</w:t>
+        <w:t>Yes. Consent-driven, opt-in by default, de-identified for analytics, and handled under Canadian privacy law, including PIPEDA. The fan relationship stays yours, never a legacy credit network’s.</w:t>
       </w:r>
     </w:p>
     <w:p>
@@ -1386,7 +1386,7 @@
         <w:pStyle w:val="Heading1"/>
       </w:pPr>
       <w:r>
-        <w:t>Open questions for CredX — please answer inline</w:t>
+        <w:t>Open questions for CredX — still pending</w:t>
       </w:r>
     </w:p>
     <w:p>
@@ -1394,15 +1394,7 @@
         <w:rPr>
           <w:i/>
         </w:rPr>
-        <w:t>For Kyle / Kendall / Audrey. Answer directly under each item. These are the only open points on the Sports copy — the narrative structure is already settled. None block reading the copy; they block public launch.</w:t>
-      </w:r>
-    </w:p>
-    <w:p>
-      <w:pPr>
-        <w:pStyle w:val="Heading2"/>
-      </w:pPr>
-      <w:r>
-        <w:t>A. Numbers &amp; claims</w:t>
+        <w:t>For Kyle / Kendall / Audrey. These are the copy claims still awaiting confirmation before public launch; the items resolved in the 2026-07-13 review round are already folded into the copy above. Answer directly under each item.</w:t>
       </w:r>
     </w:p>
     <w:p>
@@ -1410,7 +1402,7 @@
         <w:rPr>
           <w:b/>
         </w:rPr>
-        <w:t>1. $60,000 a night in interchange at a major game — OK to state publicly?</w:t>
+        <w:t>1. $500M+ in Merchant Network Agreements signed — confirm the figure (or give the correct one).</w:t>
       </w:r>
     </w:p>
     <w:p>
@@ -1429,7 +1421,7 @@
         <w:rPr>
           <w:b/>
         </w:rPr>
-        <w:t>2. $5,000 per-fan credit line in the team’s own brand, with $1 spent = $1 earned in “team currency” — OK as an illustrative figure?</w:t>
+        <w:t>2. 4 community lender partners funding embedded credit — confirm the count.</w:t>
       </w:r>
     </w:p>
     <w:p>
@@ -1448,7 +1440,7 @@
         <w:rPr>
           <w:b/>
         </w:rPr>
-        <w:t>3. $3,000,000 / month as the calculator’s default volume (a busy event month) — representative for the teams we are pitching?</w:t>
+        <w:t>3. PayPal benchmark (321% lift in frequency, 76% larger transactions) applied to venues — OK to use as framed?</w:t>
       </w:r>
     </w:p>
     <w:p>
@@ -1467,7 +1459,7 @@
         <w:rPr>
           <w:b/>
         </w:rPr>
-        <w:t>4. “Approved in about 20 seconds” credit at the gate / concession — defensible?</w:t>
+        <w:t>4. “SOC 2 + PIPEDA compliant. Data de-identified, consent-driven, held to Canadian privacy law.” — confirm this claim is accurate as stated.</w:t>
       </w:r>
     </w:p>
     <w:p>
@@ -1486,7 +1478,7 @@
         <w:rPr>
           <w:b/>
         </w:rPr>
-        <w:t>5. $500M+ in Merchant Network Agreements signed — confirm the figure (or give the correct one).</w:t>
+        <w:t>5. Data proof — the “5 C’s” claim. Already settled from the review: “All 5 data types in one place” (financial, location/GPS, inventory/product, purchase timing, behavioural — the only company with all five) is approved for the Gains section (Gaetan, 2026-06-23), and “104M+ transactions/month” via the banking partner is confirmed usable (Kyle). Still needed from you: what does “186 verified data sources across the 5 C’s of credit” refer to, and how much detail on the banking partner can we state publicly?</w:t>
       </w:r>
     </w:p>
     <w:p>
@@ -1505,164 +1497,7 @@
         <w:rPr>
           <w:b/>
         </w:rPr>
-        <w:t>6. 4 community lender partners funding embedded credit — confirm the count.</w:t>
-      </w:r>
-    </w:p>
-    <w:p>
-      <w:pPr>
-        <w:ind w:left="280"/>
-      </w:pPr>
-      <w:r>
-        <w:rPr>
-          <w:b/>
-        </w:rPr>
-        <w:t xml:space="preserve">→ Answer: </w:t>
-      </w:r>
-    </w:p>
-    <w:p>
-      <w:r>
-        <w:rPr>
-          <w:b/>
-        </w:rPr>
-        <w:t>7. PayPal benchmark (321% lift in frequency, 76% larger transactions) applied to venues — OK to use as framed?</w:t>
-      </w:r>
-    </w:p>
-    <w:p>
-      <w:pPr>
-        <w:ind w:left="280"/>
-      </w:pPr>
-      <w:r>
-        <w:rPr>
-          <w:b/>
-        </w:rPr>
-        <w:t xml:space="preserve">→ Answer: </w:t>
-      </w:r>
-    </w:p>
-    <w:p>
-      <w:r>
-        <w:rPr>
-          <w:b/>
-        </w:rPr>
-        <w:t>8. Interchange math ($6K per $1M with CredX vs ~$36K with a competing facility; up to 85% recovered) — confirm it carries to the sports framing.</w:t>
-      </w:r>
-    </w:p>
-    <w:p>
-      <w:pPr>
-        <w:ind w:left="280"/>
-      </w:pPr>
-      <w:r>
-        <w:rPr>
-          <w:b/>
-        </w:rPr>
-        <w:t xml:space="preserve">→ Answer: </w:t>
-      </w:r>
-    </w:p>
-    <w:p>
-      <w:pPr>
-        <w:pStyle w:val="Heading2"/>
-      </w:pPr>
-      <w:r>
-        <w:t>B. Naming &amp; approvals</w:t>
-      </w:r>
-    </w:p>
-    <w:p>
-      <w:r>
-        <w:rPr>
-          <w:b/>
-        </w:rPr>
-        <w:t>9. Team naming: we keep it generic (“a Canadian NHL franchise”) and name no real team until CSEC / Alysia Olsen approves public use. Confirm — and tell us if any team / quote IS approved to name.</w:t>
-      </w:r>
-    </w:p>
-    <w:p>
-      <w:pPr>
-        <w:ind w:left="280"/>
-      </w:pPr>
-      <w:r>
-        <w:rPr>
-          <w:b/>
-        </w:rPr>
-        <w:t xml:space="preserve">→ Answer: </w:t>
-      </w:r>
-    </w:p>
-    <w:p>
-      <w:r>
-        <w:rPr>
-          <w:b/>
-        </w:rPr>
-        <w:t>10. No third-party logos anywhere on the page (partner / team / lender) — confirm this is your intent for Sports too.</w:t>
-      </w:r>
-    </w:p>
-    <w:p>
-      <w:pPr>
-        <w:ind w:left="280"/>
-      </w:pPr>
-      <w:r>
-        <w:rPr>
-          <w:b/>
-        </w:rPr>
-        <w:t xml:space="preserve">→ Answer: </w:t>
-      </w:r>
-    </w:p>
-    <w:p>
-      <w:pPr>
-        <w:pStyle w:val="Heading2"/>
-      </w:pPr>
-      <w:r>
-        <w:t>C. CTAs &amp; integration</w:t>
-      </w:r>
-    </w:p>
-    <w:p>
-      <w:r>
-        <w:rPr>
-          <w:b/>
-        </w:rPr>
-        <w:t>11. CTA labels: we are using “Join the Movement” (primary) · “Book a Demo” (secondary) · “Join the Network” (Gains + footer), carried from Automotive. The Discovery doc listed “Book a Demo / Calculate Your Savings” for Sports — which set do you want?</w:t>
-      </w:r>
-    </w:p>
-    <w:p>
-      <w:pPr>
-        <w:ind w:left="280"/>
-      </w:pPr>
-      <w:r>
-        <w:rPr>
-          <w:b/>
-        </w:rPr>
-        <w:t xml:space="preserve">→ Answer: </w:t>
-      </w:r>
-    </w:p>
-    <w:p>
-      <w:r>
-        <w:rPr>
-          <w:b/>
-        </w:rPr>
-        <w:t>12. Book-a-Demo destination: we need the Calendly / booking URL (Kyle). Until it lands, “Book a Demo” falls back to the inline form.</w:t>
-      </w:r>
-    </w:p>
-    <w:p>
-      <w:pPr>
-        <w:ind w:left="280"/>
-      </w:pPr>
-      <w:r>
-        <w:rPr>
-          <w:b/>
-        </w:rPr>
-        <w:t xml:space="preserve">→ Answer: </w:t>
-      </w:r>
-    </w:p>
-    <w:p>
-      <w:pPr>
-        <w:pStyle w:val="Heading2"/>
-      </w:pPr>
-      <w:r>
-        <w:t>D. Compliance</w:t>
-      </w:r>
-    </w:p>
-    <w:p>
-      <w:r>
-        <w:rPr>
-          <w:b/>
-        </w:rPr>
-        <w:t>13. “SOC 2 + PIPEDA compliant. Data de-identified, consent-driven, held to Canadian privacy law.” — confirm this claim is accurate as stated.</w:t>
+        <w:t>6. FAQ “Who qualifies?” — the $250K/month floor may exclude smaller teams, and minor / junior leagues are a listed target audience. Keep the $250K figure, drop it, or add a second line for minor / junior leagues — and with what qualifying criteria?</w:t>
       </w:r>
     </w:p>
     <w:p>

--- a/sports/CredX-Sports-Landing-Page-Copy.docx
+++ b/sports/CredX-Sports-Landing-Page-Copy.docx
@@ -1478,7 +1478,7 @@
         <w:rPr>
           <w:b/>
         </w:rPr>
-        <w:t>5. Data proof — the “5 C’s” claim. Already settled from the review: “All 5 data types in one place” (financial, location/GPS, inventory/product, purchase timing, behavioural — the only company with all five) is approved for the Gains section (Gaetan, 2026-06-23), and “104M+ transactions/month” via the banking partner is confirmed usable (Kyle). Still needed from you: what does “186 verified data sources across the 5 C’s of credit” refer to, and how much detail on the banking partner can we state publicly?</w:t>
+        <w:t>5. Data proof — the “5 C’s” claim. What does “186 verified data sources across the 5 C’s of credit” refer to, and how much detail on the banking partner can we state publicly?</w:t>
       </w:r>
     </w:p>
     <w:p>
